--- a/Documentation/25_11_27.docx
+++ b/Documentation/25_11_27.docx
@@ -152,6 +152,86 @@
           <w:lang w:val="en-AU"/>
         </w:rPr>
         <w:t>Run all simulations and save the results</w:t>
+      </w:r>
+    </w:p>
+    <w:p>
+      <w:pPr>
+        <w:pStyle w:val="Heading1"/>
+        <w:rPr>
+          <w:lang w:val="en-AU"/>
+        </w:rPr>
+      </w:pPr>
+      <w:r>
+        <w:rPr>
+          <w:lang w:val="en-AU"/>
+        </w:rPr>
+        <w:t>25-11-29</w:t>
+      </w:r>
+    </w:p>
+    <w:p>
+      <w:pPr>
+        <w:pStyle w:val="ListParagraph"/>
+        <w:numPr>
+          <w:ilvl w:val="0"/>
+          <w:numId w:val="2"/>
+        </w:numPr>
+        <w:rPr>
+          <w:lang w:val="en-AU"/>
+        </w:rPr>
+      </w:pPr>
+      <w:r>
+        <w:rPr>
+          <w:lang w:val="en-AU"/>
+        </w:rPr>
+        <w:t xml:space="preserve">Seems my linear interpolation </w:t>
+      </w:r>
+      <w:r>
+        <w:rPr>
+          <w:lang w:val="en-AU"/>
+        </w:rPr>
+        <w:t>does introduce some uncertainty</w:t>
+      </w:r>
+    </w:p>
+    <w:p>
+      <w:pPr>
+        <w:pStyle w:val="ListParagraph"/>
+        <w:numPr>
+          <w:ilvl w:val="0"/>
+          <w:numId w:val="2"/>
+        </w:numPr>
+        <w:rPr>
+          <w:lang w:val="en-AU"/>
+        </w:rPr>
+      </w:pPr>
+      <w:r>
+        <w:rPr>
+          <w:lang w:val="en-AU"/>
+        </w:rPr>
+        <w:t>Let us see if the results after intpoerlation for spectrum improves or not</w:t>
+      </w:r>
+    </w:p>
+    <w:p>
+      <w:pPr>
+        <w:pStyle w:val="ListParagraph"/>
+        <w:numPr>
+          <w:ilvl w:val="0"/>
+          <w:numId w:val="2"/>
+        </w:numPr>
+        <w:rPr>
+          <w:lang w:val="en-AU"/>
+        </w:rPr>
+      </w:pPr>
+      <w:r>
+        <w:rPr>
+          <w:lang w:val="en-AU"/>
+        </w:rPr>
+        <w:t xml:space="preserve">Even if it improves the study is no longer systematic, still do the </w:t>
+      </w:r>
+      <w:r>
+        <w:rPr>
+          <w:lang w:val="en-AU"/>
+        </w:rPr>
+        <w:t>full 36 month simulation</w:t>
       </w:r>
     </w:p>
     <w:sectPr>
@@ -279,8 +359,124 @@
       </w:rPr>
     </w:lvl>
   </w:abstractNum>
+  <w:abstractNum w:abstractNumId="1" w15:restartNumberingAfterBreak="0">
+    <w:nsid w:val="48C1581B"/>
+    <w:multiLevelType w:val="hybridMultilevel"/>
+    <w:tmpl w:val="B1045EB4"/>
+    <w:lvl w:ilvl="0" w:tplc="0C090001">
+      <w:start w:val="1"/>
+      <w:numFmt w:val="bullet"/>
+      <w:lvlText w:val=""/>
+      <w:lvlJc w:val="left"/>
+      <w:pPr>
+        <w:ind w:left="720" w:hanging="360"/>
+      </w:pPr>
+      <w:rPr>
+        <w:rFonts w:ascii="Symbol" w:hAnsi="Symbol" w:hint="default"/>
+      </w:rPr>
+    </w:lvl>
+    <w:lvl w:ilvl="1" w:tplc="0C090003" w:tentative="1">
+      <w:start w:val="1"/>
+      <w:numFmt w:val="bullet"/>
+      <w:lvlText w:val="o"/>
+      <w:lvlJc w:val="left"/>
+      <w:pPr>
+        <w:ind w:left="1440" w:hanging="360"/>
+      </w:pPr>
+      <w:rPr>
+        <w:rFonts w:ascii="Courier New" w:hAnsi="Courier New" w:cs="Courier New" w:hint="default"/>
+      </w:rPr>
+    </w:lvl>
+    <w:lvl w:ilvl="2" w:tplc="0C090005" w:tentative="1">
+      <w:start w:val="1"/>
+      <w:numFmt w:val="bullet"/>
+      <w:lvlText w:val=""/>
+      <w:lvlJc w:val="left"/>
+      <w:pPr>
+        <w:ind w:left="2160" w:hanging="360"/>
+      </w:pPr>
+      <w:rPr>
+        <w:rFonts w:ascii="Wingdings" w:hAnsi="Wingdings" w:hint="default"/>
+      </w:rPr>
+    </w:lvl>
+    <w:lvl w:ilvl="3" w:tplc="0C090001" w:tentative="1">
+      <w:start w:val="1"/>
+      <w:numFmt w:val="bullet"/>
+      <w:lvlText w:val=""/>
+      <w:lvlJc w:val="left"/>
+      <w:pPr>
+        <w:ind w:left="2880" w:hanging="360"/>
+      </w:pPr>
+      <w:rPr>
+        <w:rFonts w:ascii="Symbol" w:hAnsi="Symbol" w:hint="default"/>
+      </w:rPr>
+    </w:lvl>
+    <w:lvl w:ilvl="4" w:tplc="0C090003" w:tentative="1">
+      <w:start w:val="1"/>
+      <w:numFmt w:val="bullet"/>
+      <w:lvlText w:val="o"/>
+      <w:lvlJc w:val="left"/>
+      <w:pPr>
+        <w:ind w:left="3600" w:hanging="360"/>
+      </w:pPr>
+      <w:rPr>
+        <w:rFonts w:ascii="Courier New" w:hAnsi="Courier New" w:cs="Courier New" w:hint="default"/>
+      </w:rPr>
+    </w:lvl>
+    <w:lvl w:ilvl="5" w:tplc="0C090005" w:tentative="1">
+      <w:start w:val="1"/>
+      <w:numFmt w:val="bullet"/>
+      <w:lvlText w:val=""/>
+      <w:lvlJc w:val="left"/>
+      <w:pPr>
+        <w:ind w:left="4320" w:hanging="360"/>
+      </w:pPr>
+      <w:rPr>
+        <w:rFonts w:ascii="Wingdings" w:hAnsi="Wingdings" w:hint="default"/>
+      </w:rPr>
+    </w:lvl>
+    <w:lvl w:ilvl="6" w:tplc="0C090001" w:tentative="1">
+      <w:start w:val="1"/>
+      <w:numFmt w:val="bullet"/>
+      <w:lvlText w:val=""/>
+      <w:lvlJc w:val="left"/>
+      <w:pPr>
+        <w:ind w:left="5040" w:hanging="360"/>
+      </w:pPr>
+      <w:rPr>
+        <w:rFonts w:ascii="Symbol" w:hAnsi="Symbol" w:hint="default"/>
+      </w:rPr>
+    </w:lvl>
+    <w:lvl w:ilvl="7" w:tplc="0C090003" w:tentative="1">
+      <w:start w:val="1"/>
+      <w:numFmt w:val="bullet"/>
+      <w:lvlText w:val="o"/>
+      <w:lvlJc w:val="left"/>
+      <w:pPr>
+        <w:ind w:left="5760" w:hanging="360"/>
+      </w:pPr>
+      <w:rPr>
+        <w:rFonts w:ascii="Courier New" w:hAnsi="Courier New" w:cs="Courier New" w:hint="default"/>
+      </w:rPr>
+    </w:lvl>
+    <w:lvl w:ilvl="8" w:tplc="0C090005" w:tentative="1">
+      <w:start w:val="1"/>
+      <w:numFmt w:val="bullet"/>
+      <w:lvlText w:val=""/>
+      <w:lvlJc w:val="left"/>
+      <w:pPr>
+        <w:ind w:left="6480" w:hanging="360"/>
+      </w:pPr>
+      <w:rPr>
+        <w:rFonts w:ascii="Wingdings" w:hAnsi="Wingdings" w:hint="default"/>
+      </w:rPr>
+    </w:lvl>
+  </w:abstractNum>
   <w:num w:numId="1" w16cid:durableId="487863757">
     <w:abstractNumId w:val="0"/>
+  </w:num>
+  <w:num w:numId="2" w16cid:durableId="1172377135">
+    <w:abstractNumId w:val="1"/>
   </w:num>
 </w:numbering>
 </file>

--- a/Documentation/25_11_27.docx
+++ b/Documentation/25_11_27.docx
@@ -55,7 +55,21 @@
         <w:rPr>
           <w:lang w:val="en-AU"/>
         </w:rPr>
-        <w:t>Hypothesis: the albedo value change the results linearly</w:t>
+        <w:t xml:space="preserve">Hypothesis: the albedo value </w:t>
+      </w:r>
+      <w:proofErr w:type="gramStart"/>
+      <w:r>
+        <w:rPr>
+          <w:lang w:val="en-AU"/>
+        </w:rPr>
+        <w:t>change</w:t>
+      </w:r>
+      <w:proofErr w:type="gramEnd"/>
+      <w:r>
+        <w:rPr>
+          <w:lang w:val="en-AU"/>
+        </w:rPr>
+        <w:t xml:space="preserve"> the results linearly</w:t>
       </w:r>
     </w:p>
     <w:p>
@@ -207,7 +221,21 @@
         <w:rPr>
           <w:lang w:val="en-AU"/>
         </w:rPr>
-        <w:t>Let us see if the results after intpoerlation for spectrum improves or not</w:t>
+        <w:t xml:space="preserve">Let us see if the results after </w:t>
+      </w:r>
+      <w:proofErr w:type="spellStart"/>
+      <w:r>
+        <w:rPr>
+          <w:lang w:val="en-AU"/>
+        </w:rPr>
+        <w:t>intpoerlation</w:t>
+      </w:r>
+      <w:proofErr w:type="spellEnd"/>
+      <w:r>
+        <w:rPr>
+          <w:lang w:val="en-AU"/>
+        </w:rPr>
+        <w:t xml:space="preserve"> for spectrum improves or not</w:t>
       </w:r>
     </w:p>
     <w:p>
@@ -231,8 +259,220 @@
         <w:rPr>
           <w:lang w:val="en-AU"/>
         </w:rPr>
-        <w:t>full 36 month simulation</w:t>
-      </w:r>
+        <w:t xml:space="preserve">full </w:t>
+      </w:r>
+      <w:proofErr w:type="gramStart"/>
+      <w:r>
+        <w:rPr>
+          <w:lang w:val="en-AU"/>
+        </w:rPr>
+        <w:t>36 month</w:t>
+      </w:r>
+      <w:proofErr w:type="gramEnd"/>
+      <w:r>
+        <w:rPr>
+          <w:lang w:val="en-AU"/>
+        </w:rPr>
+        <w:t xml:space="preserve"> simulation</w:t>
+      </w:r>
+    </w:p>
+    <w:p>
+      <w:pPr>
+        <w:pStyle w:val="Heading1"/>
+        <w:rPr>
+          <w:lang w:val="en-AU"/>
+        </w:rPr>
+      </w:pPr>
+      <w:r>
+        <w:rPr>
+          <w:lang w:val="en-AU"/>
+        </w:rPr>
+        <w:t>25-11-30</w:t>
+      </w:r>
+    </w:p>
+    <w:p>
+      <w:pPr>
+        <w:pStyle w:val="ListParagraph"/>
+        <w:numPr>
+          <w:ilvl w:val="0"/>
+          <w:numId w:val="3"/>
+        </w:numPr>
+        <w:rPr>
+          <w:lang w:val="en-AU"/>
+        </w:rPr>
+      </w:pPr>
+      <w:r>
+        <w:rPr>
+          <w:lang w:val="en-AU"/>
+        </w:rPr>
+        <w:t xml:space="preserve">The </w:t>
+      </w:r>
+      <w:r>
+        <w:rPr>
+          <w:lang w:val="en-AU"/>
+        </w:rPr>
+        <w:t>goal is to fill this table</w:t>
+      </w:r>
+    </w:p>
+    <w:p>
+      <w:pPr>
+        <w:pStyle w:val="ListParagraph"/>
+        <w:numPr>
+          <w:ilvl w:val="0"/>
+          <w:numId w:val="3"/>
+        </w:numPr>
+        <w:rPr>
+          <w:lang w:val="en-AU"/>
+        </w:rPr>
+      </w:pPr>
+      <w:r>
+        <w:rPr>
+          <w:lang w:val="en-AU"/>
+        </w:rPr>
+        <w:drawing>
+          <wp:inline distT="0" distB="0" distL="0" distR="0" wp14:anchorId="418845EB" wp14:editId="1F8536B7">
+            <wp:extent cx="5731510" cy="1148080"/>
+            <wp:effectExtent l="0" t="0" r="2540" b="0"/>
+            <wp:docPr id="355394077" name="Picture 1" descr="A screenshot of a graph&#10;&#10;AI-generated content may be incorrect."/>
+            <wp:cNvGraphicFramePr>
+              <a:graphicFrameLocks xmlns:a="http://schemas.openxmlformats.org/drawingml/2006/main" noChangeAspect="1"/>
+            </wp:cNvGraphicFramePr>
+            <a:graphic xmlns:a="http://schemas.openxmlformats.org/drawingml/2006/main">
+              <a:graphicData uri="http://schemas.openxmlformats.org/drawingml/2006/picture">
+                <pic:pic xmlns:pic="http://schemas.openxmlformats.org/drawingml/2006/picture">
+                  <pic:nvPicPr>
+                    <pic:cNvPr id="355394077" name="Picture 1" descr="A screenshot of a graph&#10;&#10;AI-generated content may be incorrect."/>
+                    <pic:cNvPicPr/>
+                  </pic:nvPicPr>
+                  <pic:blipFill>
+                    <a:blip r:embed="rId5"/>
+                    <a:stretch>
+                      <a:fillRect/>
+                    </a:stretch>
+                  </pic:blipFill>
+                  <pic:spPr>
+                    <a:xfrm>
+                      <a:off x="0" y="0"/>
+                      <a:ext cx="5731510" cy="1148080"/>
+                    </a:xfrm>
+                    <a:prstGeom prst="rect">
+                      <a:avLst/>
+                    </a:prstGeom>
+                  </pic:spPr>
+                </pic:pic>
+              </a:graphicData>
+            </a:graphic>
+          </wp:inline>
+        </w:drawing>
+      </w:r>
+    </w:p>
+    <w:p>
+      <w:pPr>
+        <w:pStyle w:val="ListParagraph"/>
+        <w:numPr>
+          <w:ilvl w:val="0"/>
+          <w:numId w:val="3"/>
+        </w:numPr>
+        <w:rPr>
+          <w:lang w:val="en-AU"/>
+        </w:rPr>
+      </w:pPr>
+      <w:r>
+        <w:rPr>
+          <w:lang w:val="en-AU"/>
+        </w:rPr>
+        <w:t>Let us start with mimic PVsyst</w:t>
+      </w:r>
+    </w:p>
+    <w:p>
+      <w:pPr>
+        <w:pStyle w:val="ListParagraph"/>
+        <w:numPr>
+          <w:ilvl w:val="0"/>
+          <w:numId w:val="3"/>
+        </w:numPr>
+        <w:rPr>
+          <w:lang w:val="en-AU"/>
+        </w:rPr>
+      </w:pPr>
+      <w:r>
+        <w:rPr>
+          <w:lang w:val="en-AU"/>
+        </w:rPr>
+        <w:t>PVsyst achieved 14.48 MWh/day</w:t>
+      </w:r>
+    </w:p>
+    <w:p>
+      <w:pPr>
+        <w:pStyle w:val="ListParagraph"/>
+        <w:numPr>
+          <w:ilvl w:val="0"/>
+          <w:numId w:val="3"/>
+        </w:numPr>
+        <w:rPr>
+          <w:lang w:val="en-AU"/>
+        </w:rPr>
+      </w:pPr>
+      <w:r>
+        <w:rPr>
+          <w:lang w:val="en-AU"/>
+        </w:rPr>
+        <w:t xml:space="preserve">Hay, </w:t>
+      </w:r>
+      <w:r>
+        <w:rPr>
+          <w:lang w:val="en-AU"/>
+        </w:rPr>
+        <w:t>14, 0</w:t>
+      </w:r>
+    </w:p>
+    <w:p>
+      <w:pPr>
+        <w:pStyle w:val="ListParagraph"/>
+        <w:numPr>
+          <w:ilvl w:val="0"/>
+          <w:numId w:val="3"/>
+        </w:numPr>
+        <w:rPr>
+          <w:lang w:val="en-AU"/>
+        </w:rPr>
+      </w:pPr>
+      <w:r>
+        <w:rPr>
+          <w:lang w:val="en-AU"/>
+        </w:rPr>
+        <w:t>Simulate one for 0, one for 0.3 albedo</w:t>
+      </w:r>
+    </w:p>
+    <w:p>
+      <w:pPr>
+        <w:pStyle w:val="ListParagraph"/>
+        <w:numPr>
+          <w:ilvl w:val="0"/>
+          <w:numId w:val="3"/>
+        </w:numPr>
+        <w:rPr>
+          <w:lang w:val="en-AU"/>
+        </w:rPr>
+      </w:pPr>
+      <w:r>
+        <w:rPr>
+          <w:lang w:val="en-AU"/>
+        </w:rPr>
+        <w:t>Simulating one for 0</w:t>
+      </w:r>
+    </w:p>
+    <w:p>
+      <w:pPr>
+        <w:pStyle w:val="ListParagraph"/>
+        <w:numPr>
+          <w:ilvl w:val="0"/>
+          <w:numId w:val="3"/>
+        </w:numPr>
+        <w:rPr>
+          <w:lang w:val="en-AU"/>
+        </w:rPr>
+      </w:pPr>
     </w:p>
     <w:sectPr>
       <w:pgSz w:w="11906" w:h="16838"/>
@@ -472,11 +712,127 @@
       </w:rPr>
     </w:lvl>
   </w:abstractNum>
+  <w:abstractNum w:abstractNumId="2" w15:restartNumberingAfterBreak="0">
+    <w:nsid w:val="7EDA3943"/>
+    <w:multiLevelType w:val="hybridMultilevel"/>
+    <w:tmpl w:val="DFF681A4"/>
+    <w:lvl w:ilvl="0" w:tplc="0C090001">
+      <w:start w:val="1"/>
+      <w:numFmt w:val="bullet"/>
+      <w:lvlText w:val=""/>
+      <w:lvlJc w:val="left"/>
+      <w:pPr>
+        <w:ind w:left="720" w:hanging="360"/>
+      </w:pPr>
+      <w:rPr>
+        <w:rFonts w:ascii="Symbol" w:hAnsi="Symbol" w:hint="default"/>
+      </w:rPr>
+    </w:lvl>
+    <w:lvl w:ilvl="1" w:tplc="0C090003" w:tentative="1">
+      <w:start w:val="1"/>
+      <w:numFmt w:val="bullet"/>
+      <w:lvlText w:val="o"/>
+      <w:lvlJc w:val="left"/>
+      <w:pPr>
+        <w:ind w:left="1440" w:hanging="360"/>
+      </w:pPr>
+      <w:rPr>
+        <w:rFonts w:ascii="Courier New" w:hAnsi="Courier New" w:cs="Courier New" w:hint="default"/>
+      </w:rPr>
+    </w:lvl>
+    <w:lvl w:ilvl="2" w:tplc="0C090005" w:tentative="1">
+      <w:start w:val="1"/>
+      <w:numFmt w:val="bullet"/>
+      <w:lvlText w:val=""/>
+      <w:lvlJc w:val="left"/>
+      <w:pPr>
+        <w:ind w:left="2160" w:hanging="360"/>
+      </w:pPr>
+      <w:rPr>
+        <w:rFonts w:ascii="Wingdings" w:hAnsi="Wingdings" w:hint="default"/>
+      </w:rPr>
+    </w:lvl>
+    <w:lvl w:ilvl="3" w:tplc="0C090001" w:tentative="1">
+      <w:start w:val="1"/>
+      <w:numFmt w:val="bullet"/>
+      <w:lvlText w:val=""/>
+      <w:lvlJc w:val="left"/>
+      <w:pPr>
+        <w:ind w:left="2880" w:hanging="360"/>
+      </w:pPr>
+      <w:rPr>
+        <w:rFonts w:ascii="Symbol" w:hAnsi="Symbol" w:hint="default"/>
+      </w:rPr>
+    </w:lvl>
+    <w:lvl w:ilvl="4" w:tplc="0C090003" w:tentative="1">
+      <w:start w:val="1"/>
+      <w:numFmt w:val="bullet"/>
+      <w:lvlText w:val="o"/>
+      <w:lvlJc w:val="left"/>
+      <w:pPr>
+        <w:ind w:left="3600" w:hanging="360"/>
+      </w:pPr>
+      <w:rPr>
+        <w:rFonts w:ascii="Courier New" w:hAnsi="Courier New" w:cs="Courier New" w:hint="default"/>
+      </w:rPr>
+    </w:lvl>
+    <w:lvl w:ilvl="5" w:tplc="0C090005" w:tentative="1">
+      <w:start w:val="1"/>
+      <w:numFmt w:val="bullet"/>
+      <w:lvlText w:val=""/>
+      <w:lvlJc w:val="left"/>
+      <w:pPr>
+        <w:ind w:left="4320" w:hanging="360"/>
+      </w:pPr>
+      <w:rPr>
+        <w:rFonts w:ascii="Wingdings" w:hAnsi="Wingdings" w:hint="default"/>
+      </w:rPr>
+    </w:lvl>
+    <w:lvl w:ilvl="6" w:tplc="0C090001" w:tentative="1">
+      <w:start w:val="1"/>
+      <w:numFmt w:val="bullet"/>
+      <w:lvlText w:val=""/>
+      <w:lvlJc w:val="left"/>
+      <w:pPr>
+        <w:ind w:left="5040" w:hanging="360"/>
+      </w:pPr>
+      <w:rPr>
+        <w:rFonts w:ascii="Symbol" w:hAnsi="Symbol" w:hint="default"/>
+      </w:rPr>
+    </w:lvl>
+    <w:lvl w:ilvl="7" w:tplc="0C090003" w:tentative="1">
+      <w:start w:val="1"/>
+      <w:numFmt w:val="bullet"/>
+      <w:lvlText w:val="o"/>
+      <w:lvlJc w:val="left"/>
+      <w:pPr>
+        <w:ind w:left="5760" w:hanging="360"/>
+      </w:pPr>
+      <w:rPr>
+        <w:rFonts w:ascii="Courier New" w:hAnsi="Courier New" w:cs="Courier New" w:hint="default"/>
+      </w:rPr>
+    </w:lvl>
+    <w:lvl w:ilvl="8" w:tplc="0C090005" w:tentative="1">
+      <w:start w:val="1"/>
+      <w:numFmt w:val="bullet"/>
+      <w:lvlText w:val=""/>
+      <w:lvlJc w:val="left"/>
+      <w:pPr>
+        <w:ind w:left="6480" w:hanging="360"/>
+      </w:pPr>
+      <w:rPr>
+        <w:rFonts w:ascii="Wingdings" w:hAnsi="Wingdings" w:hint="default"/>
+      </w:rPr>
+    </w:lvl>
+  </w:abstractNum>
   <w:num w:numId="1" w16cid:durableId="487863757">
     <w:abstractNumId w:val="0"/>
   </w:num>
   <w:num w:numId="2" w16cid:durableId="1172377135">
     <w:abstractNumId w:val="1"/>
+  </w:num>
+  <w:num w:numId="3" w16cid:durableId="1904219089">
+    <w:abstractNumId w:val="2"/>
   </w:num>
 </w:numbering>
 </file>
